--- a/docs/studyguides/furthersigmanotation.docx
+++ b/docs/studyguides/furthersigmanotation.docx
@@ -34,7 +34,7 @@
         <w:t xml:space="preserve">Sigma notation is used to express many additions at once. Understanding what this notation is, how it works, and how to manipulate them is a valuable skill to learn for use in almost any area of mathematics.</w:t>
       </w:r>
     </w:p>
-    <w:bookmarkStart w:id="25" w:name="properties"/>
+    <w:bookmarkStart w:id="14" w:name="properties"/>
     <w:p>
       <w:pPr>
         <w:pStyle w:val="Heading2"/>
@@ -113,18 +113,18 @@
                 <wp:inline>
                   <wp:extent cx="152400" cy="152400"/>
                   <wp:effectExtent b="0" l="0" r="0" t="0"/>
-                  <wp:docPr descr="" title="" id="21" name="Picture"/>
+                  <wp:docPr descr="" title="" id="10" name="Picture"/>
                   <a:graphic>
                     <a:graphicData uri="http://schemas.openxmlformats.org/drawingml/2006/picture">
                       <pic:pic>
                         <pic:nvPicPr>
-                          <pic:cNvPr descr="/Applications/quarto/share/formats/docx/note.png" id="22" name="Picture"/>
+                          <pic:cNvPr descr="/Applications/quarto/share/formats/docx/note.png" id="11" name="Picture"/>
                           <pic:cNvPicPr>
                             <a:picLocks noChangeArrowheads="1" noChangeAspect="1"/>
                           </pic:cNvPicPr>
                         </pic:nvPicPr>
                         <pic:blipFill>
-                          <a:blip r:embed="rId20"/>
+                          <a:blip r:embed="rId9"/>
                           <a:stretch>
                             <a:fillRect/>
                           </a:stretch>
@@ -664,112 +664,114 @@
                 <m:r>
                   <m:t>C</m:t>
                 </m:r>
-                <m:d>
-                  <m:dPr>
-                    <m:begChr m:val="("/>
-                    <m:sepChr m:val=""/>
-                    <m:endChr m:val=")"/>
-                    <m:grow/>
-                  </m:dPr>
+                <m:r>
+                  <m:rPr>
+                    <m:sty m:val="p"/>
+                  </m:rPr>
+                  <m:t>(</m:t>
+                </m:r>
+                <m:sSub>
                   <m:e>
-                    <m:sSub>
-                      <m:e>
-                        <m:r>
-                          <m:t>a</m:t>
-                        </m:r>
-                      </m:e>
-                      <m:sub>
-                        <m:r>
-                          <m:t>k</m:t>
-                        </m:r>
-                      </m:sub>
-                    </m:sSub>
+                    <m:r>
+                      <m:t>a</m:t>
+                    </m:r>
+                  </m:e>
+                  <m:sub>
+                    <m:r>
+                      <m:t>k</m:t>
+                    </m:r>
+                  </m:sub>
+                </m:sSub>
+                <m:r>
+                  <m:rPr>
+                    <m:sty m:val="p"/>
+                  </m:rPr>
+                  <m:t>+</m:t>
+                </m:r>
+                <m:sSub>
+                  <m:e>
+                    <m:r>
+                      <m:t>a</m:t>
+                    </m:r>
+                  </m:e>
+                  <m:sub>
+                    <m:r>
+                      <m:t>k</m:t>
+                    </m:r>
                     <m:r>
                       <m:rPr>
                         <m:sty m:val="p"/>
                       </m:rPr>
                       <m:t>+</m:t>
                     </m:r>
-                    <m:sSub>
-                      <m:e>
-                        <m:r>
-                          <m:t>a</m:t>
-                        </m:r>
-                      </m:e>
-                      <m:sub>
-                        <m:r>
-                          <m:t>k</m:t>
-                        </m:r>
-                        <m:r>
-                          <m:rPr>
-                            <m:sty m:val="p"/>
-                          </m:rPr>
-                          <m:t>+</m:t>
-                        </m:r>
-                        <m:r>
-                          <m:t>1</m:t>
-                        </m:r>
-                      </m:sub>
-                    </m:sSub>
+                    <m:r>
+                      <m:t>1</m:t>
+                    </m:r>
+                  </m:sub>
+                </m:sSub>
+                <m:r>
+                  <m:rPr>
+                    <m:sty m:val="p"/>
+                  </m:rPr>
+                  <m:t>+</m:t>
+                </m:r>
+                <m:sSub>
+                  <m:e>
+                    <m:r>
+                      <m:t>a</m:t>
+                    </m:r>
+                  </m:e>
+                  <m:sub>
+                    <m:r>
+                      <m:t>k</m:t>
+                    </m:r>
                     <m:r>
                       <m:rPr>
                         <m:sty m:val="p"/>
                       </m:rPr>
                       <m:t>+</m:t>
                     </m:r>
-                    <m:sSub>
-                      <m:e>
-                        <m:r>
-                          <m:t>a</m:t>
-                        </m:r>
-                      </m:e>
-                      <m:sub>
-                        <m:r>
-                          <m:t>k</m:t>
-                        </m:r>
-                        <m:r>
-                          <m:rPr>
-                            <m:sty m:val="p"/>
-                          </m:rPr>
-                          <m:t>+</m:t>
-                        </m:r>
-                        <m:r>
-                          <m:t>2</m:t>
-                        </m:r>
-                      </m:sub>
-                    </m:sSub>
-                    <m:r>
-                      <m:rPr>
-                        <m:sty m:val="p"/>
-                      </m:rPr>
-                      <m:t>+</m:t>
-                    </m:r>
-                    <m:r>
-                      <m:rPr>
-                        <m:sty m:val="p"/>
-                      </m:rPr>
-                      <m:t>…</m:t>
-                    </m:r>
-                    <m:r>
-                      <m:rPr>
-                        <m:sty m:val="p"/>
-                      </m:rPr>
-                      <m:t>+</m:t>
-                    </m:r>
-                    <m:sSub>
-                      <m:e>
-                        <m:r>
-                          <m:t>a</m:t>
-                        </m:r>
-                      </m:e>
-                      <m:sub>
-                        <m:r>
-                          <m:t>n</m:t>
-                        </m:r>
-                      </m:sub>
-                    </m:sSub>
+                    <m:r>
+                      <m:t>2</m:t>
+                    </m:r>
+                  </m:sub>
+                </m:sSub>
+                <m:r>
+                  <m:rPr>
+                    <m:sty m:val="p"/>
+                  </m:rPr>
+                  <m:t>+</m:t>
+                </m:r>
+                <m:r>
+                  <m:rPr>
+                    <m:sty m:val="p"/>
+                  </m:rPr>
+                  <m:t>…</m:t>
+                </m:r>
+                <m:r>
+                  <m:rPr>
+                    <m:sty m:val="p"/>
+                  </m:rPr>
+                  <m:t>+</m:t>
+                </m:r>
+                <m:sSub>
+                  <m:e>
+                    <m:r>
+                      <m:t>a</m:t>
+                    </m:r>
                   </m:e>
-                </m:d>
+                  <m:sub>
+                    <m:r>
+                      <m:t>n</m:t>
+                    </m:r>
+                  </m:sub>
+                </m:sSub>
+                <m:r>
+                  <m:rPr>
+                    <m:sty m:val="p"/>
+                  </m:rPr>
+                  <m:t>)</m:t>
+                </m:r>
               </m:e>
             </m:mr>
             <m:mr>
@@ -873,18 +875,18 @@
                 <wp:inline>
                   <wp:extent cx="152400" cy="152400"/>
                   <wp:effectExtent b="0" l="0" r="0" t="0"/>
-                  <wp:docPr descr="" title="" id="23" name="Picture"/>
+                  <wp:docPr descr="" title="" id="12" name="Picture"/>
                   <a:graphic>
                     <a:graphicData uri="http://schemas.openxmlformats.org/drawingml/2006/picture">
                       <pic:pic>
                         <pic:nvPicPr>
-                          <pic:cNvPr descr="/Applications/quarto/share/formats/docx/note.png" id="24" name="Picture"/>
+                          <pic:cNvPr descr="/Applications/quarto/share/formats/docx/note.png" id="13" name="Picture"/>
                           <pic:cNvPicPr>
                             <a:picLocks noChangeArrowheads="1" noChangeAspect="1"/>
                           </pic:cNvPicPr>
                         </pic:nvPicPr>
                         <pic:blipFill>
-                          <a:blip r:embed="rId20"/>
+                          <a:blip r:embed="rId9"/>
                           <a:stretch>
                             <a:fillRect/>
                           </a:stretch>
@@ -1238,8 +1240,8 @@
         </w:tc>
       </w:tr>
     </w:tbl>
-    <w:bookmarkEnd w:id="25"/>
-    <w:bookmarkStart w:id="35" w:name="double-sums"/>
+    <w:bookmarkEnd w:id="14"/>
+    <w:bookmarkStart w:id="24" w:name="double-sums"/>
     <w:p>
       <w:pPr>
         <w:pStyle w:val="Heading2"/>
@@ -1309,18 +1311,18 @@
                 <wp:inline>
                   <wp:extent cx="152400" cy="152400"/>
                   <wp:effectExtent b="0" l="0" r="0" t="0"/>
-                  <wp:docPr descr="" title="" id="26" name="Picture"/>
+                  <wp:docPr descr="" title="" id="15" name="Picture"/>
                   <a:graphic>
                     <a:graphicData uri="http://schemas.openxmlformats.org/drawingml/2006/picture">
                       <pic:pic>
                         <pic:nvPicPr>
-                          <pic:cNvPr descr="/Applications/quarto/share/formats/docx/note.png" id="27" name="Picture"/>
+                          <pic:cNvPr descr="/Applications/quarto/share/formats/docx/note.png" id="16" name="Picture"/>
                           <pic:cNvPicPr>
                             <a:picLocks noChangeArrowheads="1" noChangeAspect="1"/>
                           </pic:cNvPicPr>
                         </pic:nvPicPr>
                         <pic:blipFill>
-                          <a:blip r:embed="rId20"/>
+                          <a:blip r:embed="rId9"/>
                           <a:stretch>
                             <a:fillRect/>
                           </a:stretch>
@@ -2218,18 +2220,18 @@
                 <wp:inline>
                   <wp:extent cx="152400" cy="152400"/>
                   <wp:effectExtent b="0" l="0" r="0" t="0"/>
-                  <wp:docPr descr="" title="" id="29" name="Picture"/>
+                  <wp:docPr descr="" title="" id="18" name="Picture"/>
                   <a:graphic>
                     <a:graphicData uri="http://schemas.openxmlformats.org/drawingml/2006/picture">
                       <pic:pic>
                         <pic:nvPicPr>
-                          <pic:cNvPr descr="/Applications/quarto/share/formats/docx/tip.png" id="30" name="Picture"/>
+                          <pic:cNvPr descr="/Applications/quarto/share/formats/docx/tip.png" id="19" name="Picture"/>
                           <pic:cNvPicPr>
                             <a:picLocks noChangeArrowheads="1" noChangeAspect="1"/>
                           </pic:cNvPicPr>
                         </pic:nvPicPr>
                         <pic:blipFill>
-                          <a:blip r:embed="rId28"/>
+                          <a:blip r:embed="rId17"/>
                           <a:stretch>
                             <a:fillRect/>
                           </a:stretch>
@@ -2397,57 +2399,59 @@
                   </m:r>
                 </m:sub>
               </m:sSub>
-              <m:d>
-                <m:dPr>
-                  <m:begChr m:val="("/>
-                  <m:sepChr m:val=""/>
-                  <m:endChr m:val=")"/>
-                  <m:grow/>
-                </m:dPr>
+              <m:r>
+                <m:rPr>
+                  <m:sty m:val="p"/>
+                </m:rPr>
+                <m:t>(</m:t>
+              </m:r>
+              <m:nary>
+                <m:naryPr>
+                  <m:chr m:val="∑"/>
+                  <m:limLoc m:val="undOvr"/>
+                  <m:subHide m:val="off"/>
+                  <m:supHide m:val="off"/>
+                </m:naryPr>
+                <m:sub>
+                  <m:r>
+                    <m:t>j</m:t>
+                  </m:r>
+                  <m:r>
+                    <m:rPr>
+                      <m:sty m:val="p"/>
+                    </m:rPr>
+                    <m:t>=</m:t>
+                  </m:r>
+                  <m:r>
+                    <m:t>t</m:t>
+                  </m:r>
+                </m:sub>
+                <m:sup>
+                  <m:r>
+                    <m:t>m</m:t>
+                  </m:r>
+                </m:sup>
                 <m:e>
-                  <m:nary>
-                    <m:naryPr>
-                      <m:chr m:val="∑"/>
-                      <m:limLoc m:val="undOvr"/>
-                      <m:subHide m:val="off"/>
-                      <m:supHide m:val="off"/>
-                    </m:naryPr>
+                  <m:sSub>
+                    <m:e>
+                      <m:r>
+                        <m:t>b</m:t>
+                      </m:r>
+                    </m:e>
                     <m:sub>
                       <m:r>
                         <m:t>j</m:t>
                       </m:r>
-                      <m:r>
-                        <m:rPr>
-                          <m:sty m:val="p"/>
-                        </m:rPr>
-                        <m:t>=</m:t>
-                      </m:r>
-                      <m:r>
-                        <m:t>t</m:t>
-                      </m:r>
                     </m:sub>
-                    <m:sup>
-                      <m:r>
-                        <m:t>m</m:t>
-                      </m:r>
-                    </m:sup>
-                    <m:e>
-                      <m:sSub>
-                        <m:e>
-                          <m:r>
-                            <m:t>b</m:t>
-                          </m:r>
-                        </m:e>
-                        <m:sub>
-                          <m:r>
-                            <m:t>j</m:t>
-                          </m:r>
-                        </m:sub>
-                      </m:sSub>
-                    </m:e>
-                  </m:nary>
+                  </m:sSub>
                 </m:e>
-              </m:d>
+              </m:nary>
+              <m:r>
+                <m:rPr>
+                  <m:sty m:val="p"/>
+                </m:rPr>
+                <m:t>)</m:t>
+              </m:r>
               <m:r>
                 <m:rPr>
                   <m:sty m:val="p"/>
@@ -2466,57 +2470,59 @@
                   </m:r>
                 </m:sub>
               </m:sSub>
-              <m:d>
-                <m:dPr>
-                  <m:begChr m:val="("/>
-                  <m:sepChr m:val=""/>
-                  <m:endChr m:val=")"/>
-                  <m:grow/>
-                </m:dPr>
+              <m:r>
+                <m:rPr>
+                  <m:sty m:val="p"/>
+                </m:rPr>
+                <m:t>(</m:t>
+              </m:r>
+              <m:nary>
+                <m:naryPr>
+                  <m:chr m:val="∑"/>
+                  <m:limLoc m:val="undOvr"/>
+                  <m:subHide m:val="off"/>
+                  <m:supHide m:val="off"/>
+                </m:naryPr>
+                <m:sub>
+                  <m:r>
+                    <m:t>j</m:t>
+                  </m:r>
+                  <m:r>
+                    <m:rPr>
+                      <m:sty m:val="p"/>
+                    </m:rPr>
+                    <m:t>=</m:t>
+                  </m:r>
+                  <m:r>
+                    <m:t>t</m:t>
+                  </m:r>
+                </m:sub>
+                <m:sup>
+                  <m:r>
+                    <m:t>m</m:t>
+                  </m:r>
+                </m:sup>
                 <m:e>
-                  <m:nary>
-                    <m:naryPr>
-                      <m:chr m:val="∑"/>
-                      <m:limLoc m:val="undOvr"/>
-                      <m:subHide m:val="off"/>
-                      <m:supHide m:val="off"/>
-                    </m:naryPr>
+                  <m:sSub>
+                    <m:e>
+                      <m:r>
+                        <m:t>b</m:t>
+                      </m:r>
+                    </m:e>
                     <m:sub>
                       <m:r>
                         <m:t>j</m:t>
                       </m:r>
-                      <m:r>
-                        <m:rPr>
-                          <m:sty m:val="p"/>
-                        </m:rPr>
-                        <m:t>=</m:t>
-                      </m:r>
-                      <m:r>
-                        <m:t>t</m:t>
-                      </m:r>
                     </m:sub>
-                    <m:sup>
-                      <m:r>
-                        <m:t>m</m:t>
-                      </m:r>
-                    </m:sup>
-                    <m:e>
-                      <m:sSub>
-                        <m:e>
-                          <m:r>
-                            <m:t>b</m:t>
-                          </m:r>
-                        </m:e>
-                        <m:sub>
-                          <m:r>
-                            <m:t>j</m:t>
-                          </m:r>
-                        </m:sub>
-                      </m:sSub>
-                    </m:e>
-                  </m:nary>
+                  </m:sSub>
                 </m:e>
-              </m:d>
+              </m:nary>
+              <m:r>
+                <m:rPr>
+                  <m:sty m:val="p"/>
+                </m:rPr>
+                <m:t>)</m:t>
+              </m:r>
               <m:r>
                 <m:rPr>
                   <m:sty m:val="p"/>
@@ -2547,57 +2553,59 @@
                   </m:r>
                 </m:sub>
               </m:sSub>
-              <m:d>
-                <m:dPr>
-                  <m:begChr m:val="("/>
-                  <m:sepChr m:val=""/>
-                  <m:endChr m:val=")"/>
-                  <m:grow/>
-                </m:dPr>
+              <m:r>
+                <m:rPr>
+                  <m:sty m:val="p"/>
+                </m:rPr>
+                <m:t>(</m:t>
+              </m:r>
+              <m:nary>
+                <m:naryPr>
+                  <m:chr m:val="∑"/>
+                  <m:limLoc m:val="undOvr"/>
+                  <m:subHide m:val="off"/>
+                  <m:supHide m:val="off"/>
+                </m:naryPr>
+                <m:sub>
+                  <m:r>
+                    <m:t>j</m:t>
+                  </m:r>
+                  <m:r>
+                    <m:rPr>
+                      <m:sty m:val="p"/>
+                    </m:rPr>
+                    <m:t>=</m:t>
+                  </m:r>
+                  <m:r>
+                    <m:t>t</m:t>
+                  </m:r>
+                </m:sub>
+                <m:sup>
+                  <m:r>
+                    <m:t>m</m:t>
+                  </m:r>
+                </m:sup>
                 <m:e>
-                  <m:nary>
-                    <m:naryPr>
-                      <m:chr m:val="∑"/>
-                      <m:limLoc m:val="undOvr"/>
-                      <m:subHide m:val="off"/>
-                      <m:supHide m:val="off"/>
-                    </m:naryPr>
+                  <m:sSub>
+                    <m:e>
+                      <m:r>
+                        <m:t>b</m:t>
+                      </m:r>
+                    </m:e>
                     <m:sub>
                       <m:r>
                         <m:t>j</m:t>
                       </m:r>
-                      <m:r>
-                        <m:rPr>
-                          <m:sty m:val="p"/>
-                        </m:rPr>
-                        <m:t>=</m:t>
-                      </m:r>
-                      <m:r>
-                        <m:t>t</m:t>
-                      </m:r>
                     </m:sub>
-                    <m:sup>
-                      <m:r>
-                        <m:t>m</m:t>
-                      </m:r>
-                    </m:sup>
-                    <m:e>
-                      <m:sSub>
-                        <m:e>
-                          <m:r>
-                            <m:t>b</m:t>
-                          </m:r>
-                        </m:e>
-                        <m:sub>
-                          <m:r>
-                            <m:t>j</m:t>
-                          </m:r>
-                        </m:sub>
-                      </m:sSub>
-                    </m:e>
-                  </m:nary>
+                  </m:sSub>
                 </m:e>
-              </m:d>
+              </m:nary>
+              <m:r>
+                <m:rPr>
+                  <m:sty m:val="p"/>
+                </m:rPr>
+                <m:t>)</m:t>
+              </m:r>
               <m:r>
                 <m:rPr>
                   <m:sty m:val="p"/>
@@ -2781,108 +2789,112 @@
         <w:t xml:space="preserve"> </w:t>
       </w:r>
       <m:oMath>
-        <m:d>
-          <m:dPr>
-            <m:begChr m:val="("/>
-            <m:sepChr m:val=""/>
-            <m:endChr m:val=")"/>
-            <m:grow/>
-          </m:dPr>
+        <m:r>
+          <m:rPr>
+            <m:sty m:val="p"/>
+          </m:rPr>
+          <m:t>(</m:t>
+        </m:r>
+        <m:nary>
+          <m:naryPr>
+            <m:chr m:val="∑"/>
+            <m:limLoc m:val="undOvr"/>
+            <m:subHide m:val="off"/>
+            <m:supHide m:val="off"/>
+          </m:naryPr>
+          <m:sub>
+            <m:r>
+              <m:t>i</m:t>
+            </m:r>
+            <m:r>
+              <m:rPr>
+                <m:sty m:val="p"/>
+              </m:rPr>
+              <m:t>=</m:t>
+            </m:r>
+            <m:r>
+              <m:t>k</m:t>
+            </m:r>
+          </m:sub>
+          <m:sup>
+            <m:r>
+              <m:t>n</m:t>
+            </m:r>
+          </m:sup>
           <m:e>
-            <m:nary>
-              <m:naryPr>
-                <m:chr m:val="∑"/>
-                <m:limLoc m:val="undOvr"/>
-                <m:subHide m:val="off"/>
-                <m:supHide m:val="off"/>
-              </m:naryPr>
+            <m:sSub>
+              <m:e>
+                <m:r>
+                  <m:t>a</m:t>
+                </m:r>
+              </m:e>
               <m:sub>
                 <m:r>
                   <m:t>i</m:t>
                 </m:r>
-                <m:r>
-                  <m:rPr>
-                    <m:sty m:val="p"/>
-                  </m:rPr>
-                  <m:t>=</m:t>
-                </m:r>
-                <m:r>
-                  <m:t>k</m:t>
-                </m:r>
               </m:sub>
-              <m:sup>
-                <m:r>
-                  <m:t>n</m:t>
-                </m:r>
-              </m:sup>
+            </m:sSub>
+          </m:e>
+        </m:nary>
+        <m:r>
+          <m:rPr>
+            <m:sty m:val="p"/>
+          </m:rPr>
+          <m:t>)</m:t>
+        </m:r>
+        <m:r>
+          <m:rPr>
+            <m:sty m:val="p"/>
+          </m:rPr>
+          <m:t>(</m:t>
+        </m:r>
+        <m:nary>
+          <m:naryPr>
+            <m:chr m:val="∑"/>
+            <m:limLoc m:val="undOvr"/>
+            <m:subHide m:val="off"/>
+            <m:supHide m:val="off"/>
+          </m:naryPr>
+          <m:sub>
+            <m:r>
+              <m:t>j</m:t>
+            </m:r>
+            <m:r>
+              <m:rPr>
+                <m:sty m:val="p"/>
+              </m:rPr>
+              <m:t>=</m:t>
+            </m:r>
+            <m:r>
+              <m:t>t</m:t>
+            </m:r>
+          </m:sub>
+          <m:sup>
+            <m:r>
+              <m:t>m</m:t>
+            </m:r>
+          </m:sup>
+          <m:e>
+            <m:sSub>
               <m:e>
-                <m:sSub>
-                  <m:e>
-                    <m:r>
-                      <m:t>a</m:t>
-                    </m:r>
-                  </m:e>
-                  <m:sub>
-                    <m:r>
-                      <m:t>i</m:t>
-                    </m:r>
-                  </m:sub>
-                </m:sSub>
+                <m:r>
+                  <m:t>b</m:t>
+                </m:r>
               </m:e>
-            </m:nary>
+              <m:sub>
+                <m:r>
+                  <m:t>j</m:t>
+                </m:r>
+              </m:sub>
+            </m:sSub>
           </m:e>
-        </m:d>
-        <m:d>
-          <m:dPr>
-            <m:begChr m:val="("/>
-            <m:sepChr m:val=""/>
-            <m:endChr m:val=")"/>
-            <m:grow/>
-          </m:dPr>
-          <m:e>
-            <m:nary>
-              <m:naryPr>
-                <m:chr m:val="∑"/>
-                <m:limLoc m:val="undOvr"/>
-                <m:subHide m:val="off"/>
-                <m:supHide m:val="off"/>
-              </m:naryPr>
-              <m:sub>
-                <m:r>
-                  <m:t>j</m:t>
-                </m:r>
-                <m:r>
-                  <m:rPr>
-                    <m:sty m:val="p"/>
-                  </m:rPr>
-                  <m:t>=</m:t>
-                </m:r>
-                <m:r>
-                  <m:t>t</m:t>
-                </m:r>
-              </m:sub>
-              <m:sup>
-                <m:r>
-                  <m:t>m</m:t>
-                </m:r>
-              </m:sup>
-              <m:e>
-                <m:sSub>
-                  <m:e>
-                    <m:r>
-                      <m:t>b</m:t>
-                    </m:r>
-                  </m:e>
-                  <m:sub>
-                    <m:r>
-                      <m:t>j</m:t>
-                    </m:r>
-                  </m:sub>
-                </m:sSub>
-              </m:e>
-            </m:nary>
-          </m:e>
-        </m:d>
+        </m:nary>
+        <m:r>
+          <m:rPr>
+            <m:sty m:val="p"/>
+          </m:rPr>
+          <m:t>)</m:t>
+        </m:r>
       </m:oMath>
       <w:r>
         <w:t xml:space="preserve">. Writing it all out and performing the multiplication, you get</w:t>
@@ -3036,53 +3048,121 @@
                 </m:r>
               </m:e>
               <m:e>
-                <m:d>
-                  <m:dPr>
-                    <m:begChr m:val="("/>
-                    <m:sepChr m:val=""/>
-                    <m:endChr m:val=")"/>
-                    <m:grow/>
-                  </m:dPr>
+                <m:r>
+                  <m:rPr>
+                    <m:sty m:val="p"/>
+                  </m:rPr>
+                  <m:t>(</m:t>
+                </m:r>
+                <m:sSub>
                   <m:e>
-                    <m:sSub>
-                      <m:e>
-                        <m:r>
-                          <m:t>a</m:t>
-                        </m:r>
-                      </m:e>
-                      <m:sub>
-                        <m:r>
-                          <m:t>k</m:t>
-                        </m:r>
-                      </m:sub>
-                    </m:sSub>
+                    <m:r>
+                      <m:t>a</m:t>
+                    </m:r>
+                  </m:e>
+                  <m:sub>
+                    <m:r>
+                      <m:t>k</m:t>
+                    </m:r>
+                  </m:sub>
+                </m:sSub>
+                <m:r>
+                  <m:rPr>
+                    <m:sty m:val="p"/>
+                  </m:rPr>
+                  <m:t>+</m:t>
+                </m:r>
+                <m:sSub>
+                  <m:e>
+                    <m:r>
+                      <m:t>a</m:t>
+                    </m:r>
+                  </m:e>
+                  <m:sub>
+                    <m:r>
+                      <m:t>k</m:t>
+                    </m:r>
                     <m:r>
                       <m:rPr>
                         <m:sty m:val="p"/>
                       </m:rPr>
                       <m:t>+</m:t>
                     </m:r>
-                    <m:sSub>
-                      <m:e>
-                        <m:r>
-                          <m:t>a</m:t>
-                        </m:r>
-                      </m:e>
-                      <m:sub>
-                        <m:r>
-                          <m:t>k</m:t>
-                        </m:r>
-                        <m:r>
-                          <m:rPr>
-                            <m:sty m:val="p"/>
-                          </m:rPr>
-                          <m:t>+</m:t>
-                        </m:r>
-                        <m:r>
-                          <m:t>1</m:t>
-                        </m:r>
-                      </m:sub>
-                    </m:sSub>
+                    <m:r>
+                      <m:t>1</m:t>
+                    </m:r>
+                  </m:sub>
+                </m:sSub>
+                <m:r>
+                  <m:rPr>
+                    <m:sty m:val="p"/>
+                  </m:rPr>
+                  <m:t>+</m:t>
+                </m:r>
+                <m:r>
+                  <m:rPr>
+                    <m:sty m:val="p"/>
+                  </m:rPr>
+                  <m:t>…</m:t>
+                </m:r>
+                <m:r>
+                  <m:rPr>
+                    <m:sty m:val="p"/>
+                  </m:rPr>
+                  <m:t>+</m:t>
+                </m:r>
+                <m:sSub>
+                  <m:e>
+                    <m:r>
+                      <m:t>a</m:t>
+                    </m:r>
+                  </m:e>
+                  <m:sub>
+                    <m:r>
+                      <m:t>n</m:t>
+                    </m:r>
+                  </m:sub>
+                </m:sSub>
+                <m:r>
+                  <m:rPr>
+                    <m:sty m:val="p"/>
+                  </m:rPr>
+                  <m:t>)</m:t>
+                </m:r>
+                <m:r>
+                  <m:rPr>
+                    <m:sty m:val="p"/>
+                  </m:rPr>
+                  <m:t>(</m:t>
+                </m:r>
+                <m:sSub>
+                  <m:e>
+                    <m:r>
+                      <m:t>b</m:t>
+                    </m:r>
+                  </m:e>
+                  <m:sub>
+                    <m:r>
+                      <m:t>t</m:t>
+                    </m:r>
+                  </m:sub>
+                </m:sSub>
+                <m:r>
+                  <m:rPr>
+                    <m:sty m:val="p"/>
+                  </m:rPr>
+                  <m:t>+</m:t>
+                </m:r>
+                <m:sSub>
+                  <m:e>
+                    <m:r>
+                      <m:t>b</m:t>
+                    </m:r>
+                  </m:e>
+                  <m:sub>
+                    <m:r>
+                      <m:t>t</m:t>
+                    </m:r>
                     <m:r>
                       <m:rPr>
                         <m:sty m:val="p"/>
@@ -3090,110 +3170,46 @@
                       <m:t>+</m:t>
                     </m:r>
                     <m:r>
-                      <m:rPr>
-                        <m:sty m:val="p"/>
-                      </m:rPr>
-                      <m:t>…</m:t>
-                    </m:r>
-                    <m:r>
-                      <m:rPr>
-                        <m:sty m:val="p"/>
-                      </m:rPr>
-                      <m:t>+</m:t>
-                    </m:r>
-                    <m:sSub>
-                      <m:e>
-                        <m:r>
-                          <m:t>a</m:t>
-                        </m:r>
-                      </m:e>
-                      <m:sub>
-                        <m:r>
-                          <m:t>n</m:t>
-                        </m:r>
-                      </m:sub>
-                    </m:sSub>
+                      <m:t>1</m:t>
+                    </m:r>
+                  </m:sub>
+                </m:sSub>
+                <m:r>
+                  <m:rPr>
+                    <m:sty m:val="p"/>
+                  </m:rPr>
+                  <m:t>+</m:t>
+                </m:r>
+                <m:r>
+                  <m:rPr>
+                    <m:sty m:val="p"/>
+                  </m:rPr>
+                  <m:t>…</m:t>
+                </m:r>
+                <m:r>
+                  <m:rPr>
+                    <m:sty m:val="p"/>
+                  </m:rPr>
+                  <m:t>+</m:t>
+                </m:r>
+                <m:sSub>
+                  <m:e>
+                    <m:r>
+                      <m:t>b</m:t>
+                    </m:r>
                   </m:e>
-                </m:d>
-                <m:d>
-                  <m:dPr>
-                    <m:begChr m:val="("/>
-                    <m:sepChr m:val=""/>
-                    <m:endChr m:val=")"/>
-                    <m:grow/>
-                  </m:dPr>
-                  <m:e>
-                    <m:sSub>
-                      <m:e>
-                        <m:r>
-                          <m:t>b</m:t>
-                        </m:r>
-                      </m:e>
-                      <m:sub>
-                        <m:r>
-                          <m:t>t</m:t>
-                        </m:r>
-                      </m:sub>
-                    </m:sSub>
-                    <m:r>
-                      <m:rPr>
-                        <m:sty m:val="p"/>
-                      </m:rPr>
-                      <m:t>+</m:t>
-                    </m:r>
-                    <m:sSub>
-                      <m:e>
-                        <m:r>
-                          <m:t>b</m:t>
-                        </m:r>
-                      </m:e>
-                      <m:sub>
-                        <m:r>
-                          <m:t>t</m:t>
-                        </m:r>
-                        <m:r>
-                          <m:rPr>
-                            <m:sty m:val="p"/>
-                          </m:rPr>
-                          <m:t>+</m:t>
-                        </m:r>
-                        <m:r>
-                          <m:t>1</m:t>
-                        </m:r>
-                      </m:sub>
-                    </m:sSub>
-                    <m:r>
-                      <m:rPr>
-                        <m:sty m:val="p"/>
-                      </m:rPr>
-                      <m:t>+</m:t>
-                    </m:r>
-                    <m:r>
-                      <m:rPr>
-                        <m:sty m:val="p"/>
-                      </m:rPr>
-                      <m:t>…</m:t>
-                    </m:r>
-                    <m:r>
-                      <m:rPr>
-                        <m:sty m:val="p"/>
-                      </m:rPr>
-                      <m:t>+</m:t>
-                    </m:r>
-                    <m:sSub>
-                      <m:e>
-                        <m:r>
-                          <m:t>b</m:t>
-                        </m:r>
-                      </m:e>
-                      <m:sub>
-                        <m:r>
-                          <m:t>m</m:t>
-                        </m:r>
-                      </m:sub>
-                    </m:sSub>
-                  </m:e>
-                </m:d>
+                  <m:sub>
+                    <m:r>
+                      <m:t>m</m:t>
+                    </m:r>
+                  </m:sub>
+                </m:sSub>
+                <m:r>
+                  <m:rPr>
+                    <m:sty m:val="p"/>
+                  </m:rPr>
+                  <m:t>)</m:t>
+                </m:r>
               </m:e>
             </m:mr>
             <m:mr>
@@ -3693,18 +3709,18 @@
                 <wp:inline>
                   <wp:extent cx="152400" cy="152400"/>
                   <wp:effectExtent b="0" l="0" r="0" t="0"/>
-                  <wp:docPr descr="" title="" id="31" name="Picture"/>
+                  <wp:docPr descr="" title="" id="20" name="Picture"/>
                   <a:graphic>
                     <a:graphicData uri="http://schemas.openxmlformats.org/drawingml/2006/picture">
                       <pic:pic>
                         <pic:nvPicPr>
-                          <pic:cNvPr descr="/Applications/quarto/share/formats/docx/note.png" id="32" name="Picture"/>
+                          <pic:cNvPr descr="/Applications/quarto/share/formats/docx/note.png" id="21" name="Picture"/>
                           <pic:cNvPicPr>
                             <a:picLocks noChangeArrowheads="1" noChangeAspect="1"/>
                           </pic:cNvPicPr>
                         </pic:nvPicPr>
                         <pic:blipFill>
-                          <a:blip r:embed="rId20"/>
+                          <a:blip r:embed="rId9"/>
                           <a:stretch>
                             <a:fillRect/>
                           </a:stretch>
@@ -4107,108 +4123,112 @@
                   </m:rPr>
                   <m:t>=</m:t>
                 </m:r>
-                <m:d>
-                  <m:dPr>
-                    <m:begChr m:val="("/>
-                    <m:sepChr m:val=""/>
-                    <m:endChr m:val=")"/>
-                    <m:grow/>
-                  </m:dPr>
+                <m:r>
+                  <m:rPr>
+                    <m:sty m:val="p"/>
+                  </m:rPr>
+                  <m:t>(</m:t>
+                </m:r>
+                <m:nary>
+                  <m:naryPr>
+                    <m:chr m:val="∑"/>
+                    <m:limLoc m:val="undOvr"/>
+                    <m:subHide m:val="off"/>
+                    <m:supHide m:val="off"/>
+                  </m:naryPr>
+                  <m:sub>
+                    <m:r>
+                      <m:t>i</m:t>
+                    </m:r>
+                    <m:r>
+                      <m:rPr>
+                        <m:sty m:val="p"/>
+                      </m:rPr>
+                      <m:t>=</m:t>
+                    </m:r>
+                    <m:r>
+                      <m:t>k</m:t>
+                    </m:r>
+                  </m:sub>
+                  <m:sup>
+                    <m:r>
+                      <m:t>n</m:t>
+                    </m:r>
+                  </m:sup>
                   <m:e>
-                    <m:nary>
-                      <m:naryPr>
-                        <m:chr m:val="∑"/>
-                        <m:limLoc m:val="undOvr"/>
-                        <m:subHide m:val="off"/>
-                        <m:supHide m:val="off"/>
-                      </m:naryPr>
+                    <m:sSub>
+                      <m:e>
+                        <m:r>
+                          <m:t>a</m:t>
+                        </m:r>
+                      </m:e>
                       <m:sub>
                         <m:r>
                           <m:t>i</m:t>
                         </m:r>
+                      </m:sub>
+                    </m:sSub>
+                  </m:e>
+                </m:nary>
+                <m:r>
+                  <m:rPr>
+                    <m:sty m:val="p"/>
+                  </m:rPr>
+                  <m:t>)</m:t>
+                </m:r>
+                <m:r>
+                  <m:rPr>
+                    <m:sty m:val="p"/>
+                  </m:rPr>
+                  <m:t>(</m:t>
+                </m:r>
+                <m:nary>
+                  <m:naryPr>
+                    <m:chr m:val="∑"/>
+                    <m:limLoc m:val="undOvr"/>
+                    <m:subHide m:val="off"/>
+                    <m:supHide m:val="off"/>
+                  </m:naryPr>
+                  <m:sub>
+                    <m:r>
+                      <m:t>j</m:t>
+                    </m:r>
+                    <m:r>
+                      <m:rPr>
+                        <m:sty m:val="p"/>
+                      </m:rPr>
+                      <m:t>=</m:t>
+                    </m:r>
+                    <m:r>
+                      <m:t>t</m:t>
+                    </m:r>
+                  </m:sub>
+                  <m:sup>
+                    <m:r>
+                      <m:t>m</m:t>
+                    </m:r>
+                  </m:sup>
+                  <m:e>
+                    <m:sSub>
+                      <m:e>
                         <m:r>
-                          <m:rPr>
-                            <m:sty m:val="p"/>
-                          </m:rPr>
-                          <m:t>=</m:t>
+                          <m:t>b</m:t>
                         </m:r>
-                        <m:r>
-                          <m:t>k</m:t>
-                        </m:r>
-                      </m:sub>
-                      <m:sup>
-                        <m:r>
-                          <m:t>n</m:t>
-                        </m:r>
-                      </m:sup>
-                      <m:e>
-                        <m:sSub>
-                          <m:e>
-                            <m:r>
-                              <m:t>a</m:t>
-                            </m:r>
-                          </m:e>
-                          <m:sub>
-                            <m:r>
-                              <m:t>i</m:t>
-                            </m:r>
-                          </m:sub>
-                        </m:sSub>
                       </m:e>
-                    </m:nary>
-                  </m:e>
-                </m:d>
-                <m:d>
-                  <m:dPr>
-                    <m:begChr m:val="("/>
-                    <m:sepChr m:val=""/>
-                    <m:endChr m:val=")"/>
-                    <m:grow/>
-                  </m:dPr>
-                  <m:e>
-                    <m:nary>
-                      <m:naryPr>
-                        <m:chr m:val="∑"/>
-                        <m:limLoc m:val="undOvr"/>
-                        <m:subHide m:val="off"/>
-                        <m:supHide m:val="off"/>
-                      </m:naryPr>
                       <m:sub>
                         <m:r>
                           <m:t>j</m:t>
                         </m:r>
-                        <m:r>
-                          <m:rPr>
-                            <m:sty m:val="p"/>
-                          </m:rPr>
-                          <m:t>=</m:t>
-                        </m:r>
-                        <m:r>
-                          <m:t>t</m:t>
-                        </m:r>
                       </m:sub>
-                      <m:sup>
-                        <m:r>
-                          <m:t>m</m:t>
-                        </m:r>
-                      </m:sup>
-                      <m:e>
-                        <m:sSub>
-                          <m:e>
-                            <m:r>
-                              <m:t>b</m:t>
-                            </m:r>
-                          </m:e>
-                          <m:sub>
-                            <m:r>
-                              <m:t>j</m:t>
-                            </m:r>
-                          </m:sub>
-                        </m:sSub>
-                      </m:e>
-                    </m:nary>
+                    </m:sSub>
                   </m:e>
-                </m:d>
+                </m:nary>
+                <m:r>
+                  <m:rPr>
+                    <m:sty m:val="p"/>
+                  </m:rPr>
+                  <m:t>)</m:t>
+                </m:r>
                 <m:r>
                   <m:rPr>
                     <m:sty m:val="p"/>
@@ -4270,18 +4290,18 @@
                 <wp:inline>
                   <wp:extent cx="152400" cy="152400"/>
                   <wp:effectExtent b="0" l="0" r="0" t="0"/>
-                  <wp:docPr descr="" title="" id="33" name="Picture"/>
+                  <wp:docPr descr="" title="" id="22" name="Picture"/>
                   <a:graphic>
                     <a:graphicData uri="http://schemas.openxmlformats.org/drawingml/2006/picture">
                       <pic:pic>
                         <pic:nvPicPr>
-                          <pic:cNvPr descr="/Applications/quarto/share/formats/docx/note.png" id="34" name="Picture"/>
+                          <pic:cNvPr descr="/Applications/quarto/share/formats/docx/note.png" id="23" name="Picture"/>
                           <pic:cNvPicPr>
                             <a:picLocks noChangeArrowheads="1" noChangeAspect="1"/>
                           </pic:cNvPicPr>
                         </pic:nvPicPr>
                         <pic:blipFill>
-                          <a:blip r:embed="rId20"/>
+                          <a:blip r:embed="rId9"/>
                           <a:stretch>
                             <a:fillRect/>
                           </a:stretch>
@@ -4339,122 +4359,126 @@
               <w:t xml:space="preserve"> </w:t>
             </w:r>
             <m:oMath>
-              <m:d>
-                <m:dPr>
-                  <m:begChr m:val="("/>
-                  <m:sepChr m:val=""/>
-                  <m:endChr m:val=")"/>
-                  <m:grow/>
-                </m:dPr>
-                <m:e>
-                  <m:r>
-                    <m:t>1</m:t>
-                  </m:r>
-                  <m:r>
-                    <m:rPr>
-                      <m:sty m:val="p"/>
-                    </m:rPr>
-                    <m:t>+</m:t>
-                  </m:r>
-                  <m:r>
-                    <m:t>2</m:t>
-                  </m:r>
-                  <m:r>
-                    <m:rPr>
-                      <m:sty m:val="p"/>
-                    </m:rPr>
-                    <m:t>+</m:t>
-                  </m:r>
-                  <m:r>
-                    <m:t>3</m:t>
-                  </m:r>
-                  <m:r>
-                    <m:rPr>
-                      <m:sty m:val="p"/>
-                    </m:rPr>
-                    <m:t>+</m:t>
-                  </m:r>
-                  <m:r>
-                    <m:t>4</m:t>
-                  </m:r>
-                  <m:r>
-                    <m:rPr>
-                      <m:sty m:val="p"/>
-                    </m:rPr>
-                    <m:t>+</m:t>
-                  </m:r>
-                  <m:r>
-                    <m:t>5</m:t>
-                  </m:r>
-                  <m:r>
-                    <m:rPr>
-                      <m:sty m:val="p"/>
-                    </m:rPr>
-                    <m:t>+</m:t>
-                  </m:r>
-                  <m:r>
-                    <m:t>6</m:t>
-                  </m:r>
-                </m:e>
-              </m:d>
-              <m:d>
-                <m:dPr>
-                  <m:begChr m:val="("/>
-                  <m:sepChr m:val=""/>
-                  <m:endChr m:val=")"/>
-                  <m:grow/>
-                </m:dPr>
-                <m:e>
-                  <m:r>
-                    <m:t>2</m:t>
-                  </m:r>
-                  <m:r>
-                    <m:rPr>
-                      <m:sty m:val="p"/>
-                    </m:rPr>
-                    <m:t>+</m:t>
-                  </m:r>
-                  <m:r>
-                    <m:t>4</m:t>
-                  </m:r>
-                  <m:r>
-                    <m:rPr>
-                      <m:sty m:val="p"/>
-                    </m:rPr>
-                    <m:t>+</m:t>
-                  </m:r>
-                  <m:r>
-                    <m:t>6</m:t>
-                  </m:r>
-                  <m:r>
-                    <m:rPr>
-                      <m:sty m:val="p"/>
-                    </m:rPr>
-                    <m:t>+</m:t>
-                  </m:r>
-                  <m:r>
-                    <m:t>8</m:t>
-                  </m:r>
-                  <m:r>
-                    <m:rPr>
-                      <m:sty m:val="p"/>
-                    </m:rPr>
-                    <m:t>+</m:t>
-                  </m:r>
-                  <m:r>
-                    <m:t>10</m:t>
-                  </m:r>
-                  <m:r>
-                    <m:rPr>
-                      <m:sty m:val="p"/>
-                    </m:rPr>
-                    <m:t>+</m:t>
-                  </m:r>
-                  <m:r>
-                    <m:t>12</m:t>
-                  </m:r>
-                </m:e>
-              </m:d>
+              <m:r>
+                <m:rPr>
+                  <m:sty m:val="p"/>
+                </m:rPr>
+                <m:t>(</m:t>
+              </m:r>
+              <m:r>
+                <m:t>1</m:t>
+              </m:r>
+              <m:r>
+                <m:rPr>
+                  <m:sty m:val="p"/>
+                </m:rPr>
+                <m:t>+</m:t>
+              </m:r>
+              <m:r>
+                <m:t>2</m:t>
+              </m:r>
+              <m:r>
+                <m:rPr>
+                  <m:sty m:val="p"/>
+                </m:rPr>
+                <m:t>+</m:t>
+              </m:r>
+              <m:r>
+                <m:t>3</m:t>
+              </m:r>
+              <m:r>
+                <m:rPr>
+                  <m:sty m:val="p"/>
+                </m:rPr>
+                <m:t>+</m:t>
+              </m:r>
+              <m:r>
+                <m:t>4</m:t>
+              </m:r>
+              <m:r>
+                <m:rPr>
+                  <m:sty m:val="p"/>
+                </m:rPr>
+                <m:t>+</m:t>
+              </m:r>
+              <m:r>
+                <m:t>5</m:t>
+              </m:r>
+              <m:r>
+                <m:rPr>
+                  <m:sty m:val="p"/>
+                </m:rPr>
+                <m:t>+</m:t>
+              </m:r>
+              <m:r>
+                <m:t>6</m:t>
+              </m:r>
+              <m:r>
+                <m:rPr>
+                  <m:sty m:val="p"/>
+                </m:rPr>
+                <m:t>)</m:t>
+              </m:r>
+              <m:r>
+                <m:rPr>
+                  <m:sty m:val="p"/>
+                </m:rPr>
+                <m:t>(</m:t>
+              </m:r>
+              <m:r>
+                <m:t>2</m:t>
+              </m:r>
+              <m:r>
+                <m:rPr>
+                  <m:sty m:val="p"/>
+                </m:rPr>
+                <m:t>+</m:t>
+              </m:r>
+              <m:r>
+                <m:t>4</m:t>
+              </m:r>
+              <m:r>
+                <m:rPr>
+                  <m:sty m:val="p"/>
+                </m:rPr>
+                <m:t>+</m:t>
+              </m:r>
+              <m:r>
+                <m:t>6</m:t>
+              </m:r>
+              <m:r>
+                <m:rPr>
+                  <m:sty m:val="p"/>
+                </m:rPr>
+                <m:t>+</m:t>
+              </m:r>
+              <m:r>
+                <m:t>8</m:t>
+              </m:r>
+              <m:r>
+                <m:rPr>
+                  <m:sty m:val="p"/>
+                </m:rPr>
+                <m:t>+</m:t>
+              </m:r>
+              <m:r>
+                <m:t>10</m:t>
+              </m:r>
+              <m:r>
+                <m:rPr>
+                  <m:sty m:val="p"/>
+                </m:rPr>
+                <m:t>+</m:t>
+              </m:r>
+              <m:r>
+                <m:t>12</m:t>
+              </m:r>
+              <m:r>
+                <m:rPr>
+                  <m:sty m:val="p"/>
+                </m:rPr>
+                <m:t>)</m:t>
+              </m:r>
             </m:oMath>
             <w:r>
               <w:t xml:space="preserve"> </w:t>
@@ -4474,64 +4498,72 @@
               <w:t xml:space="preserve"> </w:t>
             </w:r>
             <m:oMath>
-              <m:d>
-                <m:dPr>
-                  <m:begChr m:val="("/>
-                  <m:sepChr m:val=""/>
-                  <m:endChr m:val=")"/>
-                  <m:grow/>
-                </m:dPr>
-                <m:e>
-                  <m:r>
-                    <m:t>1</m:t>
-                  </m:r>
-                </m:e>
-              </m:d>
-              <m:d>
-                <m:dPr>
-                  <m:begChr m:val="("/>
-                  <m:sepChr m:val=""/>
-                  <m:endChr m:val=")"/>
-                  <m:grow/>
-                </m:dPr>
-                <m:e>
-                  <m:r>
-                    <m:t>2</m:t>
-                  </m:r>
-                </m:e>
-              </m:d>
+              <m:r>
+                <m:rPr>
+                  <m:sty m:val="p"/>
+                </m:rPr>
+                <m:t>(</m:t>
+              </m:r>
+              <m:r>
+                <m:t>1</m:t>
+              </m:r>
+              <m:r>
+                <m:rPr>
+                  <m:sty m:val="p"/>
+                </m:rPr>
+                <m:t>)</m:t>
+              </m:r>
+              <m:r>
+                <m:rPr>
+                  <m:sty m:val="p"/>
+                </m:rPr>
+                <m:t>(</m:t>
+              </m:r>
+              <m:r>
+                <m:t>2</m:t>
+              </m:r>
+              <m:r>
+                <m:rPr>
+                  <m:sty m:val="p"/>
+                </m:rPr>
+                <m:t>)</m:t>
+              </m:r>
               <m:r>
                 <m:rPr>
                   <m:sty m:val="p"/>
                 </m:rPr>
                 <m:t>+</m:t>
               </m:r>
-              <m:d>
-                <m:dPr>
-                  <m:begChr m:val="("/>
-                  <m:sepChr m:val=""/>
-                  <m:endChr m:val=")"/>
-                  <m:grow/>
-                </m:dPr>
-                <m:e>
-                  <m:r>
-                    <m:t>1</m:t>
-                  </m:r>
-                </m:e>
-              </m:d>
-              <m:d>
-                <m:dPr>
-                  <m:begChr m:val="("/>
-                  <m:sepChr m:val=""/>
-                  <m:endChr m:val=")"/>
-                  <m:grow/>
-                </m:dPr>
-                <m:e>
-                  <m:r>
-                    <m:t>4</m:t>
-                  </m:r>
-                </m:e>
-              </m:d>
+              <m:r>
+                <m:rPr>
+                  <m:sty m:val="p"/>
+                </m:rPr>
+                <m:t>(</m:t>
+              </m:r>
+              <m:r>
+                <m:t>1</m:t>
+              </m:r>
+              <m:r>
+                <m:rPr>
+                  <m:sty m:val="p"/>
+                </m:rPr>
+                <m:t>)</m:t>
+              </m:r>
+              <m:r>
+                <m:rPr>
+                  <m:sty m:val="p"/>
+                </m:rPr>
+                <m:t>(</m:t>
+              </m:r>
+              <m:r>
+                <m:t>4</m:t>
+              </m:r>
+              <m:r>
+                <m:rPr>
+                  <m:sty m:val="p"/>
+                </m:rPr>
+                <m:t>)</m:t>
+              </m:r>
               <m:r>
                 <m:rPr>
                   <m:sty m:val="p"/>
@@ -4556,96 +4588,108 @@
                 </m:rPr>
                 <m:t>.</m:t>
               </m:r>
-              <m:d>
-                <m:dPr>
-                  <m:begChr m:val="("/>
-                  <m:sepChr m:val=""/>
-                  <m:endChr m:val=")"/>
-                  <m:grow/>
-                </m:dPr>
-                <m:e>
-                  <m:r>
-                    <m:t>1</m:t>
-                  </m:r>
-                </m:e>
-              </m:d>
-              <m:d>
-                <m:dPr>
-                  <m:begChr m:val="("/>
-                  <m:sepChr m:val=""/>
-                  <m:endChr m:val=")"/>
-                  <m:grow/>
-                </m:dPr>
-                <m:e>
-                  <m:r>
-                    <m:t>12</m:t>
-                  </m:r>
-                </m:e>
-              </m:d>
+              <m:r>
+                <m:rPr>
+                  <m:sty m:val="p"/>
+                </m:rPr>
+                <m:t>(</m:t>
+              </m:r>
+              <m:r>
+                <m:t>1</m:t>
+              </m:r>
+              <m:r>
+                <m:rPr>
+                  <m:sty m:val="p"/>
+                </m:rPr>
+                <m:t>)</m:t>
+              </m:r>
+              <m:r>
+                <m:rPr>
+                  <m:sty m:val="p"/>
+                </m:rPr>
+                <m:t>(</m:t>
+              </m:r>
+              <m:r>
+                <m:t>12</m:t>
+              </m:r>
+              <m:r>
+                <m:rPr>
+                  <m:sty m:val="p"/>
+                </m:rPr>
+                <m:t>)</m:t>
+              </m:r>
               <m:r>
                 <m:rPr>
                   <m:sty m:val="p"/>
                 </m:rPr>
                 <m:t>+</m:t>
               </m:r>
-              <m:d>
-                <m:dPr>
-                  <m:begChr m:val="("/>
-                  <m:sepChr m:val=""/>
-                  <m:endChr m:val=")"/>
-                  <m:grow/>
-                </m:dPr>
-                <m:e>
-                  <m:r>
-                    <m:t>2</m:t>
-                  </m:r>
-                </m:e>
-              </m:d>
-              <m:d>
-                <m:dPr>
-                  <m:begChr m:val="("/>
-                  <m:sepChr m:val=""/>
-                  <m:endChr m:val=")"/>
-                  <m:grow/>
-                </m:dPr>
-                <m:e>
-                  <m:r>
-                    <m:t>2</m:t>
-                  </m:r>
-                </m:e>
-              </m:d>
+              <m:r>
+                <m:rPr>
+                  <m:sty m:val="p"/>
+                </m:rPr>
+                <m:t>(</m:t>
+              </m:r>
+              <m:r>
+                <m:t>2</m:t>
+              </m:r>
+              <m:r>
+                <m:rPr>
+                  <m:sty m:val="p"/>
+                </m:rPr>
+                <m:t>)</m:t>
+              </m:r>
+              <m:r>
+                <m:rPr>
+                  <m:sty m:val="p"/>
+                </m:rPr>
+                <m:t>(</m:t>
+              </m:r>
+              <m:r>
+                <m:t>2</m:t>
+              </m:r>
+              <m:r>
+                <m:rPr>
+                  <m:sty m:val="p"/>
+                </m:rPr>
+                <m:t>)</m:t>
+              </m:r>
               <m:r>
                 <m:rPr>
                   <m:sty m:val="p"/>
                 </m:rPr>
                 <m:t>+</m:t>
               </m:r>
-              <m:d>
-                <m:dPr>
-                  <m:begChr m:val="("/>
-                  <m:sepChr m:val=""/>
-                  <m:endChr m:val=")"/>
-                  <m:grow/>
-                </m:dPr>
-                <m:e>
-                  <m:r>
-                    <m:t>2</m:t>
-                  </m:r>
-                </m:e>
-              </m:d>
-              <m:d>
-                <m:dPr>
-                  <m:begChr m:val="("/>
-                  <m:sepChr m:val=""/>
-                  <m:endChr m:val=")"/>
-                  <m:grow/>
-                </m:dPr>
-                <m:e>
-                  <m:r>
-                    <m:t>4</m:t>
-                  </m:r>
-                </m:e>
-              </m:d>
+              <m:r>
+                <m:rPr>
+                  <m:sty m:val="p"/>
+                </m:rPr>
+                <m:t>(</m:t>
+              </m:r>
+              <m:r>
+                <m:t>2</m:t>
+              </m:r>
+              <m:r>
+                <m:rPr>
+                  <m:sty m:val="p"/>
+                </m:rPr>
+                <m:t>)</m:t>
+              </m:r>
+              <m:r>
+                <m:rPr>
+                  <m:sty m:val="p"/>
+                </m:rPr>
+                <m:t>(</m:t>
+              </m:r>
+              <m:r>
+                <m:t>4</m:t>
+              </m:r>
+              <m:r>
+                <m:rPr>
+                  <m:sty m:val="p"/>
+                </m:rPr>
+                <m:t>)</m:t>
+              </m:r>
               <m:r>
                 <m:rPr>
                   <m:sty m:val="p"/>
@@ -4664,32 +4708,36 @@
                 </m:rPr>
                 <m:t>.</m:t>
               </m:r>
-              <m:d>
-                <m:dPr>
-                  <m:begChr m:val="("/>
-                  <m:sepChr m:val=""/>
-                  <m:endChr m:val=")"/>
-                  <m:grow/>
-                </m:dPr>
-                <m:e>
-                  <m:r>
-                    <m:t>3</m:t>
-                  </m:r>
-                </m:e>
-              </m:d>
-              <m:d>
-                <m:dPr>
-                  <m:begChr m:val="("/>
-                  <m:sepChr m:val=""/>
-                  <m:endChr m:val=")"/>
-                  <m:grow/>
-                </m:dPr>
-                <m:e>
-                  <m:r>
-                    <m:t>2</m:t>
-                  </m:r>
-                </m:e>
-              </m:d>
+              <m:r>
+                <m:rPr>
+                  <m:sty m:val="p"/>
+                </m:rPr>
+                <m:t>(</m:t>
+              </m:r>
+              <m:r>
+                <m:t>3</m:t>
+              </m:r>
+              <m:r>
+                <m:rPr>
+                  <m:sty m:val="p"/>
+                </m:rPr>
+                <m:t>)</m:t>
+              </m:r>
+              <m:r>
+                <m:rPr>
+                  <m:sty m:val="p"/>
+                </m:rPr>
+                <m:t>(</m:t>
+              </m:r>
+              <m:r>
+                <m:t>2</m:t>
+              </m:r>
+              <m:r>
+                <m:rPr>
+                  <m:sty m:val="p"/>
+                </m:rPr>
+                <m:t>)</m:t>
+              </m:r>
               <m:r>
                 <m:rPr>
                   <m:sty m:val="p"/>
@@ -4714,32 +4762,36 @@
                 </m:rPr>
                 <m:t>.</m:t>
               </m:r>
-              <m:d>
-                <m:dPr>
-                  <m:begChr m:val="("/>
-                  <m:sepChr m:val=""/>
-                  <m:endChr m:val=")"/>
-                  <m:grow/>
-                </m:dPr>
-                <m:e>
-                  <m:r>
-                    <m:t>6</m:t>
-                  </m:r>
-                </m:e>
-              </m:d>
-              <m:d>
-                <m:dPr>
-                  <m:begChr m:val="("/>
-                  <m:sepChr m:val=""/>
-                  <m:endChr m:val=")"/>
-                  <m:grow/>
-                </m:dPr>
-                <m:e>
-                  <m:r>
-                    <m:t>12</m:t>
-                  </m:r>
-                </m:e>
-              </m:d>
+              <m:r>
+                <m:rPr>
+                  <m:sty m:val="p"/>
+                </m:rPr>
+                <m:t>(</m:t>
+              </m:r>
+              <m:r>
+                <m:t>6</m:t>
+              </m:r>
+              <m:r>
+                <m:rPr>
+                  <m:sty m:val="p"/>
+                </m:rPr>
+                <m:t>)</m:t>
+              </m:r>
+              <m:r>
+                <m:rPr>
+                  <m:sty m:val="p"/>
+                </m:rPr>
+                <m:t>(</m:t>
+              </m:r>
+              <m:r>
+                <m:t>12</m:t>
+              </m:r>
+              <m:r>
+                <m:rPr>
+                  <m:sty m:val="p"/>
+                </m:rPr>
+                <m:t>)</m:t>
+              </m:r>
             </m:oMath>
           </w:p>
           <w:p>
@@ -5123,8 +5175,8 @@
         </w:tc>
       </w:tr>
     </w:tbl>
-    <w:bookmarkEnd w:id="35"/>
-    <w:bookmarkStart w:id="36" w:name="quick-check-problems"/>
+    <w:bookmarkEnd w:id="24"/>
+    <w:bookmarkStart w:id="25" w:name="quick-check-problems"/>
     <w:p>
       <w:pPr>
         <w:pStyle w:val="Heading2"/>
@@ -6315,123 +6367,129 @@
         <w:t xml:space="preserve"> </w:t>
       </w:r>
       <m:oMath>
-        <m:d>
-          <m:dPr>
-            <m:begChr m:val="("/>
-            <m:sepChr m:val=""/>
-            <m:endChr m:val=")"/>
-            <m:grow/>
-          </m:dPr>
-          <m:e>
-            <m:r>
-              <m:t>1</m:t>
-            </m:r>
-            <m:r>
-              <m:rPr>
-                <m:sty m:val="p"/>
-              </m:rPr>
-              <m:t>+</m:t>
-            </m:r>
-            <m:r>
-              <m:t>2</m:t>
-            </m:r>
-            <m:r>
-              <m:rPr>
-                <m:sty m:val="p"/>
-              </m:rPr>
-              <m:t>+</m:t>
-            </m:r>
-            <m:r>
-              <m:t>3</m:t>
-            </m:r>
-            <m:r>
-              <m:rPr>
-                <m:sty m:val="p"/>
-              </m:rPr>
-              <m:t>+</m:t>
-            </m:r>
-            <m:r>
-              <m:t>4</m:t>
-            </m:r>
-            <m:r>
-              <m:rPr>
-                <m:sty m:val="p"/>
-              </m:rPr>
-              <m:t>+</m:t>
-            </m:r>
-            <m:r>
-              <m:t>5</m:t>
-            </m:r>
-            <m:r>
-              <m:rPr>
-                <m:sty m:val="p"/>
-              </m:rPr>
-              <m:t>+</m:t>
-            </m:r>
-            <m:r>
-              <m:t>6</m:t>
-            </m:r>
-          </m:e>
-        </m:d>
-        <m:d>
-          <m:dPr>
-            <m:begChr m:val="("/>
-            <m:sepChr m:val=""/>
-            <m:endChr m:val=")"/>
-            <m:grow/>
-          </m:dPr>
-          <m:e>
-            <m:r>
-              <m:rPr>
-                <m:sty m:val="p"/>
-              </m:rPr>
-              <m:t>−</m:t>
-            </m:r>
-            <m:r>
-              <m:t>1</m:t>
-            </m:r>
-            <m:r>
-              <m:rPr>
-                <m:sty m:val="p"/>
-              </m:rPr>
-              <m:t>−</m:t>
-            </m:r>
-            <m:r>
-              <m:t>2</m:t>
-            </m:r>
-          </m:e>
-        </m:d>
-        <m:d>
-          <m:dPr>
-            <m:begChr m:val="("/>
-            <m:sepChr m:val=""/>
-            <m:endChr m:val=")"/>
-            <m:grow/>
-          </m:dPr>
-          <m:e>
-            <m:r>
-              <m:t>3</m:t>
-            </m:r>
-            <m:r>
-              <m:rPr>
-                <m:sty m:val="p"/>
-              </m:rPr>
-              <m:t>+</m:t>
-            </m:r>
-            <m:r>
-              <m:t>6</m:t>
-            </m:r>
-            <m:r>
-              <m:rPr>
-                <m:sty m:val="p"/>
-              </m:rPr>
-              <m:t>+</m:t>
-            </m:r>
-            <m:r>
-              <m:t>9</m:t>
-            </m:r>
-          </m:e>
-        </m:d>
+        <m:r>
+          <m:rPr>
+            <m:sty m:val="p"/>
+          </m:rPr>
+          <m:t>(</m:t>
+        </m:r>
+        <m:r>
+          <m:t>1</m:t>
+        </m:r>
+        <m:r>
+          <m:rPr>
+            <m:sty m:val="p"/>
+          </m:rPr>
+          <m:t>+</m:t>
+        </m:r>
+        <m:r>
+          <m:t>2</m:t>
+        </m:r>
+        <m:r>
+          <m:rPr>
+            <m:sty m:val="p"/>
+          </m:rPr>
+          <m:t>+</m:t>
+        </m:r>
+        <m:r>
+          <m:t>3</m:t>
+        </m:r>
+        <m:r>
+          <m:rPr>
+            <m:sty m:val="p"/>
+          </m:rPr>
+          <m:t>+</m:t>
+        </m:r>
+        <m:r>
+          <m:t>4</m:t>
+        </m:r>
+        <m:r>
+          <m:rPr>
+            <m:sty m:val="p"/>
+          </m:rPr>
+          <m:t>+</m:t>
+        </m:r>
+        <m:r>
+          <m:t>5</m:t>
+        </m:r>
+        <m:r>
+          <m:rPr>
+            <m:sty m:val="p"/>
+          </m:rPr>
+          <m:t>+</m:t>
+        </m:r>
+        <m:r>
+          <m:t>6</m:t>
+        </m:r>
+        <m:r>
+          <m:rPr>
+            <m:sty m:val="p"/>
+          </m:rPr>
+          <m:t>)</m:t>
+        </m:r>
+        <m:r>
+          <m:rPr>
+            <m:sty m:val="p"/>
+          </m:rPr>
+          <m:t>(</m:t>
+        </m:r>
+        <m:r>
+          <m:rPr>
+            <m:sty m:val="p"/>
+          </m:rPr>
+          <m:t>−</m:t>
+        </m:r>
+        <m:r>
+          <m:t>1</m:t>
+        </m:r>
+        <m:r>
+          <m:rPr>
+            <m:sty m:val="p"/>
+          </m:rPr>
+          <m:t>−</m:t>
+        </m:r>
+        <m:r>
+          <m:t>2</m:t>
+        </m:r>
+        <m:r>
+          <m:rPr>
+            <m:sty m:val="p"/>
+          </m:rPr>
+          <m:t>)</m:t>
+        </m:r>
+        <m:r>
+          <m:rPr>
+            <m:sty m:val="p"/>
+          </m:rPr>
+          <m:t>(</m:t>
+        </m:r>
+        <m:r>
+          <m:t>3</m:t>
+        </m:r>
+        <m:r>
+          <m:rPr>
+            <m:sty m:val="p"/>
+          </m:rPr>
+          <m:t>+</m:t>
+        </m:r>
+        <m:r>
+          <m:t>6</m:t>
+        </m:r>
+        <m:r>
+          <m:rPr>
+            <m:sty m:val="p"/>
+          </m:rPr>
+          <m:t>+</m:t>
+        </m:r>
+        <m:r>
+          <m:t>9</m:t>
+        </m:r>
+        <m:r>
+          <m:rPr>
+            <m:sty m:val="p"/>
+          </m:rPr>
+          <m:t>)</m:t>
+        </m:r>
       </m:oMath>
       <w:r>
         <w:t xml:space="preserve"> </w:t>
@@ -6553,8 +6611,8 @@
         <w:t xml:space="preserve">$ Answer: TRUE / FALSE.</w:t>
       </w:r>
     </w:p>
-    <w:bookmarkEnd w:id="36"/>
-    <w:bookmarkStart w:id="37" w:name="further-reading"/>
+    <w:bookmarkEnd w:id="25"/>
+    <w:bookmarkStart w:id="26" w:name="further-reading"/>
     <w:p>
       <w:pPr>
         <w:pStyle w:val="Heading2"/>
@@ -6563,7 +6621,7 @@
         <w:t xml:space="preserve">Further reading</w:t>
       </w:r>
     </w:p>
-    <w:bookmarkEnd w:id="37"/>
+    <w:bookmarkEnd w:id="26"/>
     <w:sectPr>
       <w:pgSz w:h="15840" w:w="12240"/>
       <w:pgMar w:bottom="1440" w:footer="720" w:gutter="0" w:header="720" w:left="1440" w:right="1440" w:top="1440"/>
